--- a/prosedurler/EMS.OR.TL.21.12. Organic Sewing Area Instruction.docx
+++ b/prosedurler/EMS.OR.TL.21.12. Organic Sewing Area Instruction.docx
@@ -2777,6 +2777,43 @@
                 <w:lang w:val="en-GB" w:eastAsia="en-GB"/>
               </w:rPr>
             </w:pPr>
+            <w:r>
+              <w:drawing>
+                <wp:inline distT="0" distB="0" distL="0" distR="0">
+                  <wp:extent cx="659218" cy="566928"/>
+                  <wp:effectExtent l="0" t="0" r="0" b="0"/>
+                  <wp:docPr id="900102" name="Imza Ali Kaan Genc"/>
+                  <wp:cNvGraphicFramePr>
+                    <a:graphicFrameLocks xmlns:a="http://schemas.openxmlformats.org/drawingml/2006/main" noChangeAspect="1"/>
+                  </wp:cNvGraphicFramePr>
+                  <a:graphic xmlns:a="http://schemas.openxmlformats.org/drawingml/2006/main">
+                    <a:graphicData uri="http://schemas.openxmlformats.org/drawingml/2006/picture">
+                      <pic:pic xmlns:pic="http://schemas.openxmlformats.org/drawingml/2006/picture">
+                        <pic:nvPicPr>
+                          <pic:cNvPr id="900102" name="Imza Ali Kaan Genc"/>
+                          <pic:cNvPicPr/>
+                        </pic:nvPicPr>
+                        <pic:blipFill>
+                          <a:blip r:embed="sigAliKaan"/>
+                          <a:stretch>
+                            <a:fillRect/>
+                          </a:stretch>
+                        </pic:blipFill>
+                        <pic:spPr>
+                          <a:xfrm>
+                            <a:off x="0" y="0"/>
+                            <a:ext cx="659218" cy="566928"/>
+                          </a:xfrm>
+                          <a:prstGeom prst="rect">
+                            <a:avLst/>
+                          </a:prstGeom>
+                        </pic:spPr>
+                      </pic:pic>
+                    </a:graphicData>
+                  </a:graphic>
+                </wp:inline>
+              </w:drawing>
+            </w:r>
           </w:p>
         </w:tc>
         <w:tc>
@@ -2827,6 +2864,43 @@
                 <w:lang w:val="en-GB" w:eastAsia="en-GB"/>
               </w:rPr>
             </w:pPr>
+            <w:r>
+              <w:drawing>
+                <wp:inline distT="0" distB="0" distL="0" distR="0">
+                  <wp:extent cx="850392" cy="566928"/>
+                  <wp:effectExtent l="0" t="0" r="0" b="0"/>
+                  <wp:docPr id="900104" name="Imza Abdullah Baydogan"/>
+                  <wp:cNvGraphicFramePr>
+                    <a:graphicFrameLocks xmlns:a="http://schemas.openxmlformats.org/drawingml/2006/main" noChangeAspect="1"/>
+                  </wp:cNvGraphicFramePr>
+                  <a:graphic xmlns:a="http://schemas.openxmlformats.org/drawingml/2006/main">
+                    <a:graphicData uri="http://schemas.openxmlformats.org/drawingml/2006/picture">
+                      <pic:pic xmlns:pic="http://schemas.openxmlformats.org/drawingml/2006/picture">
+                        <pic:nvPicPr>
+                          <pic:cNvPr id="900104" name="Imza Abdullah Baydogan"/>
+                          <pic:cNvPicPr/>
+                        </pic:nvPicPr>
+                        <pic:blipFill>
+                          <a:blip r:embed="rId9"/>
+                          <a:stretch>
+                            <a:fillRect/>
+                          </a:stretch>
+                        </pic:blipFill>
+                        <pic:spPr>
+                          <a:xfrm>
+                            <a:off x="0" y="0"/>
+                            <a:ext cx="850392" cy="566928"/>
+                          </a:xfrm>
+                          <a:prstGeom prst="rect">
+                            <a:avLst/>
+                          </a:prstGeom>
+                        </pic:spPr>
+                      </pic:pic>
+                    </a:graphicData>
+                  </a:graphic>
+                </wp:inline>
+              </w:drawing>
+            </w:r>
           </w:p>
         </w:tc>
         <w:tc>
@@ -2877,6 +2951,43 @@
                 <w:lang w:val="en-GB" w:eastAsia="en-GB"/>
               </w:rPr>
             </w:pPr>
+            <w:r>
+              <w:drawing>
+                <wp:inline distT="0" distB="0" distL="0" distR="0">
+                  <wp:extent cx="944879" cy="566928"/>
+                  <wp:effectExtent l="0" t="0" r="0" b="0"/>
+                  <wp:docPr id="900106" name="Imza Fatih Salbars"/>
+                  <wp:cNvGraphicFramePr>
+                    <a:graphicFrameLocks xmlns:a="http://schemas.openxmlformats.org/drawingml/2006/main" noChangeAspect="1"/>
+                  </wp:cNvGraphicFramePr>
+                  <a:graphic xmlns:a="http://schemas.openxmlformats.org/drawingml/2006/main">
+                    <a:graphicData uri="http://schemas.openxmlformats.org/drawingml/2006/picture">
+                      <pic:pic xmlns:pic="http://schemas.openxmlformats.org/drawingml/2006/picture">
+                        <pic:nvPicPr>
+                          <pic:cNvPr id="900106" name="Imza Fatih Salbars"/>
+                          <pic:cNvPicPr/>
+                        </pic:nvPicPr>
+                        <pic:blipFill>
+                          <a:blip r:embed="sigFatih"/>
+                          <a:stretch>
+                            <a:fillRect/>
+                          </a:stretch>
+                        </pic:blipFill>
+                        <pic:spPr>
+                          <a:xfrm>
+                            <a:off x="0" y="0"/>
+                            <a:ext cx="944879" cy="566928"/>
+                          </a:xfrm>
+                          <a:prstGeom prst="rect">
+                            <a:avLst/>
+                          </a:prstGeom>
+                        </pic:spPr>
+                      </pic:pic>
+                    </a:graphicData>
+                  </a:graphic>
+                </wp:inline>
+              </w:drawing>
+            </w:r>
           </w:p>
         </w:tc>
       </w:tr>
@@ -3790,7 +3901,7 @@
               <w:sz w:val="16"/>
               <w:szCs w:val="16"/>
             </w:rPr>
-            <w:t/>
+            <w:t>2</w:t>
           </w:r>
           <w:r>
             <w:rPr>
@@ -3798,7 +3909,7 @@
               <w:sz w:val="16"/>
               <w:szCs w:val="16"/>
             </w:rPr>
-            <w:t>-</w:t>
+            <w:t>2.10.2026</w:t>
           </w:r>
         </w:p>
         <w:p>

--- a/prosedurler/EMS.OR.TL.21.12. Organic Sewing Area Instruction.docx
+++ b/prosedurler/EMS.OR.TL.21.12. Organic Sewing Area Instruction.docx
@@ -3603,8 +3603,8 @@
       <w:tblLook w:val="04A0" w:firstRow="1" w:lastRow="0" w:firstColumn="1" w:lastColumn="0" w:noHBand="0" w:noVBand="1"/>
     </w:tblPr>
     <w:tblGrid>
-      <w:gridCol w:w="2519"/>
-      <w:gridCol w:w="4728"/>
+      <w:gridCol w:w="2969"/>
+      <w:gridCol w:w="4278"/>
       <w:gridCol w:w="1320"/>
       <w:gridCol w:w="1709"/>
     </w:tblGrid>
@@ -3614,7 +3614,7 @@
       </w:trPr>
       <w:tc>
         <w:tcPr>
-          <w:tcW w:w="2519" w:type="dxa"/>
+          <w:tcW w:w="2969" w:type="dxa"/>
           <w:tcBorders>
             <w:top w:val="single" w:sz="4" w:space="0" w:color="auto"/>
             <w:left w:val="single" w:sz="4" w:space="0" w:color="auto"/>
@@ -3643,7 +3643,7 @@
             </w:rPr>
             <w:drawing>
               <wp:inline distT="0" distB="0" distL="0" distR="0" wp14:anchorId="151A8098" wp14:editId="34C3FA3F">
-                <wp:extent cx="723900" cy="631163"/>
+                <wp:extent cx="760000" cy="662638"/>
                 <wp:effectExtent l="0" t="0" r="0" b="0"/>
                 <wp:docPr id="38064677" name="Picture 2"/>
                 <wp:cNvGraphicFramePr>
@@ -3674,7 +3674,7 @@
                       <pic:spPr bwMode="auto">
                         <a:xfrm>
                           <a:off x="0" y="0"/>
-                          <a:ext cx="750578" cy="654423"/>
+                          <a:ext cx="788008" cy="687058"/>
                         </a:xfrm>
                         <a:prstGeom prst="rect">
                           <a:avLst/>
@@ -3695,11 +3695,46 @@
               </wp:inline>
             </w:drawing>
           </w:r>
+          <w:r>
+            <w:t xml:space="preserve"> </w:t>
+            <w:drawing>
+              <wp:inline xmlns:a="http://schemas.openxmlformats.org/drawingml/2006/main" xmlns:pic="http://schemas.openxmlformats.org/drawingml/2006/picture">
+                <wp:extent cx="700000" cy="700000"/>
+                <wp:docPr id="38064678" name="Picture 38064678"/>
+                <wp:cNvGraphicFramePr>
+                  <a:graphicFrameLocks noChangeAspect="1"/>
+                </wp:cNvGraphicFramePr>
+                <a:graphic>
+                  <a:graphicData uri="http://schemas.openxmlformats.org/drawingml/2006/picture">
+                    <pic:pic>
+                      <pic:nvPicPr>
+                        <pic:cNvPr id="0" name="gots_hd_kare.png"/>
+                        <pic:cNvPicPr/>
+                      </pic:nvPicPr>
+                      <pic:blipFill>
+                        <a:blip r:embed="rId2"/>
+                        <a:stretch>
+                          <a:fillRect/>
+                        </a:stretch>
+                      </pic:blipFill>
+                      <pic:spPr>
+                        <a:xfrm>
+                          <a:off x="0" y="0"/>
+                          <a:ext cx="700000" cy="700000"/>
+                        </a:xfrm>
+                        <a:prstGeom prst="rect"/>
+                      </pic:spPr>
+                    </pic:pic>
+                  </a:graphicData>
+                </a:graphic>
+              </wp:inline>
+            </w:drawing>
+          </w:r>
         </w:p>
       </w:tc>
       <w:tc>
         <w:tcPr>
-          <w:tcW w:w="4728" w:type="dxa"/>
+          <w:tcW w:w="4278" w:type="dxa"/>
           <w:tcBorders>
             <w:top w:val="single" w:sz="4" w:space="0" w:color="auto"/>
             <w:left w:val="single" w:sz="4" w:space="0" w:color="auto"/>
